--- a/templates/CMIS/GDN-HoanTraKyQuy.docx
+++ b/templates/CMIS/GDN-HoanTraKyQuy.docx
@@ -32,6 +32,7 @@
           <w:p>
             <w:pPr>
               <w:spacing w:after="0" w:line="240" w:lineRule="auto"/>
+              <w:jc w:val="center"/>
               <w:rPr>
                 <w:rFonts w:ascii="Times New Roman" w:eastAsia="Times New Roman" w:hAnsi="Times New Roman"/>
                 <w:color w:val="000000"/>
@@ -49,21 +50,20 @@
             </w:r>
             <w:r>
               <w:rPr>
-                <w:rFonts w:ascii="Times New Roman" w:eastAsia="Times New Roman" w:hAnsi="Times New Roman"/>
-                <w:color w:val="000000"/>
-                <w:sz w:val="26"/>
-                <w:szCs w:val="26"/>
-              </w:rPr>
-              <w:t>ĐỘI QUẢN LÝ ĐIỆN XUÂN LỘC</w:t>
+                <w:rFonts w:ascii="Times New Roman" w:hAnsi="Times New Roman"/>
+                <w:sz w:val="26"/>
+                <w:szCs w:val="26"/>
+              </w:rPr>
+              <w:t>ĐIỆN LỰC</w:t>
             </w:r>
             <w:r>
               <w:rPr>
                 <w:rFonts w:ascii="Times New Roman" w:eastAsia="Times New Roman" w:hAnsi="Times New Roman"/>
                 <w:color w:val="000000"/>
-                <w:sz w:val="24"/>
-                <w:szCs w:val="24"/>
-              </w:rPr>
-              <w:t xml:space="preserve"> </w:t>
+                <w:sz w:val="26"/>
+                <w:szCs w:val="26"/>
+              </w:rPr>
+              <w:t xml:space="preserve"> XUÂN LỘC</w:t>
             </w:r>
           </w:p>
         </w:tc>
@@ -884,7 +884,6 @@
           <w:color w:val="000000"/>
           <w:sz w:val="26"/>
           <w:szCs w:val="26"/>
-          <w:lang w:val="en-US"/>
         </w:rPr>
       </w:pPr>
       <w:r>
@@ -960,7 +959,27 @@
           <w:szCs w:val="26"/>
           <w:lang w:val="en-US"/>
         </w:rPr>
-        <w:t>Trân trọng./.</w:t>
+        <w:t xml:space="preserve">Trân </w:t>
+      </w:r>
+      <w:proofErr w:type="spellStart"/>
+      <w:r>
+        <w:rPr>
+          <w:rFonts w:ascii="Times New Roman" w:eastAsia="Times New Roman" w:hAnsi="Times New Roman"/>
+          <w:sz w:val="26"/>
+          <w:szCs w:val="26"/>
+          <w:lang w:val="en-US"/>
+        </w:rPr>
+        <w:t>trọng</w:t>
+      </w:r>
+      <w:proofErr w:type="spellEnd"/>
+      <w:r>
+        <w:rPr>
+          <w:rFonts w:ascii="Times New Roman" w:eastAsia="Times New Roman" w:hAnsi="Times New Roman"/>
+          <w:sz w:val="26"/>
+          <w:szCs w:val="26"/>
+          <w:lang w:val="en-US"/>
+        </w:rPr>
+        <w:t>./.</w:t>
       </w:r>
       <w:r>
         <w:rPr>
@@ -1022,7 +1041,6 @@
                 <w:color w:val="000000"/>
                 <w:sz w:val="28"/>
                 <w:szCs w:val="28"/>
-                <w:lang w:val="en-US"/>
               </w:rPr>
             </w:pPr>
             <w:r>
@@ -1092,7 +1110,6 @@
                 <w:color w:val="000000"/>
                 <w:sz w:val="28"/>
                 <w:szCs w:val="28"/>
-                <w:lang w:val="en-US"/>
               </w:rPr>
               <w:t>6</w:t>
             </w:r>
